--- a/nep/docx/002.content.docx
+++ b/nep/docx/002.content.docx
@@ -279,18 +279,12 @@
         </w:rPr>
         <w:t xml:space="preserve">परमेश्वरले मानिसहरूलाई शरीर सहितको सृजना गर्नुभयो, र हामी एक अर्काको शरीरलाई छुन र देख्न सक्छौं। तर परमेश्वरले सोच र भावना र इच्छाहरू भएका मानिस पनि सृजना गर्नुभयो। हामी व्यक्तिको यो भाग देख्न सक्दैनौ, तर यो त्यहाँ छ भनेर हामीलाई थाहा छ। व्यक्तिको यस अदृश्य भागलाई बाइबलमा सामान्यतया </w:t>
       </w:r>
-      <w:hyperlink r:id="rId13">
-        <w:r>
-          <w:rPr>
-            <w:lang w:val="ne_NP" w:bidi="ne_NP"/>
-          </w:rPr>
-          <w:rPr>
-            <w:color w:val="0000EE"/>
-            <w:u w:val="single"/>
-          </w:rPr>
-          <w:t>प्राण</w:t>
-        </w:r>
-      </w:hyperlink>
+      <w:r>
+        <w:rPr>
+          <w:lang w:val="ne_NP" w:bidi="ne_NP"/>
+        </w:rPr>
+        <w:t>प्राण</w:t>
+      </w:r>
       <w:r>
         <w:rPr>
           <w:lang w:val="ne_NP" w:bidi="ne_NP"/>
@@ -339,7 +333,6 @@
       </w:r>
       <w:r>
         <w:rPr>
-          <w:b/>
           <w:lang w:val="ne_NP" w:bidi="ne_NP"/>
         </w:rPr>
         <w:t>प्रार्थना</w:t>
@@ -352,7 +345,6 @@
       </w:r>
       <w:r>
         <w:rPr>
-          <w:b/>
           <w:lang w:val="ne_NP" w:bidi="ne_NP"/>
         </w:rPr>
         <w:t>विश्वास</w:t>
@@ -475,18 +467,12 @@
         </w:rPr>
         <w:t xml:space="preserve"> </w:t>
       </w:r>
-      <w:hyperlink r:id="rId14">
-        <w:r>
-          <w:rPr>
-            <w:lang w:val="ne_NP" w:bidi="ne_NP"/>
-          </w:rPr>
-          <w:rPr>
-            <w:color w:val="0000EE"/>
-            <w:u w:val="single"/>
-          </w:rPr>
-          <w:t>हिब्रू</w:t>
-        </w:r>
-      </w:hyperlink>
+      <w:r>
+        <w:rPr>
+          <w:lang w:val="ne_NP" w:bidi="ne_NP"/>
+        </w:rPr>
+        <w:t>हिब्रू</w:t>
+      </w:r>
       <w:r>
         <w:rPr>
           <w:lang w:val="ne_NP" w:bidi="ne_NP"/>
@@ -509,7 +495,6 @@
       </w:r>
       <w:r>
         <w:rPr>
-          <w:b/>
           <w:lang w:val="ne_NP" w:bidi="ne_NP"/>
         </w:rPr>
         <w:t>विश्वास</w:t>
@@ -536,7 +521,6 @@
       </w:r>
       <w:r>
         <w:rPr>
-          <w:b/>
           <w:lang w:val="ne_NP" w:bidi="ne_NP"/>
         </w:rPr>
         <w:t>प्रार्थना</w:t>
@@ -652,7 +636,6 @@
       </w:r>
       <w:r>
         <w:rPr>
-          <w:b/>
           <w:lang w:val="ne_NP" w:bidi="ne_NP"/>
         </w:rPr>
         <w:t>दण्डवत</w:t>
@@ -663,36 +646,24 @@
         </w:rPr>
         <w:t xml:space="preserve"> गरेर आफ्नो आराधना देखाउँथे। मानिसहरूले सँगै वा एक्लै परमेश्वरको आराधना गर्थे। </w:t>
       </w:r>
-      <w:hyperlink r:id="rId15">
-        <w:r>
-          <w:rPr>
-            <w:lang w:val="ne_NP" w:bidi="ne_NP"/>
-          </w:rPr>
-          <w:rPr>
-            <w:color w:val="0000EE"/>
-            <w:u w:val="single"/>
-          </w:rPr>
-          <w:t>इस्राएलको</w:t>
-        </w:r>
-      </w:hyperlink>
+      <w:r>
+        <w:rPr>
+          <w:lang w:val="ne_NP" w:bidi="ne_NP"/>
+        </w:rPr>
+        <w:t>इस्राएलको</w:t>
+      </w:r>
       <w:r>
         <w:rPr>
           <w:lang w:val="ne_NP" w:bidi="ne_NP"/>
         </w:rPr>
         <w:t xml:space="preserve"> इतिहासको समयमा जुनबेला तिनीहरूसँग परमेश्वरको </w:t>
       </w:r>
-      <w:hyperlink r:id="rId16">
-        <w:r>
-          <w:rPr>
-            <w:lang w:val="ne_NP" w:bidi="ne_NP"/>
-          </w:rPr>
-          <w:rPr>
-            <w:color w:val="0000EE"/>
-            <w:u w:val="single"/>
-          </w:rPr>
-          <w:t>मन्दिर</w:t>
-        </w:r>
-      </w:hyperlink>
+      <w:r>
+        <w:rPr>
+          <w:lang w:val="ne_NP" w:bidi="ne_NP"/>
+        </w:rPr>
+        <w:t>मन्दिर</w:t>
+      </w:r>
       <w:r>
         <w:rPr>
           <w:lang w:val="ne_NP" w:bidi="ne_NP"/>
@@ -701,7 +672,6 @@
       </w:r>
       <w:r>
         <w:rPr>
-          <w:b/>
           <w:lang w:val="ne_NP" w:bidi="ne_NP"/>
         </w:rPr>
         <w:t>प्रार्थना</w:t>
@@ -714,7 +684,6 @@
       </w:r>
       <w:r>
         <w:rPr>
-          <w:b/>
           <w:lang w:val="ne_NP" w:bidi="ne_NP"/>
         </w:rPr>
         <w:t>बलिदानहरू</w:t>
@@ -741,7 +710,6 @@
       </w:r>
       <w:r>
         <w:rPr>
-          <w:b/>
           <w:lang w:val="ne_NP" w:bidi="ne_NP"/>
         </w:rPr>
         <w:t>यहूदीहरू</w:t>
@@ -754,7 +722,6 @@
       </w:r>
       <w:r>
         <w:rPr>
-          <w:b/>
           <w:lang w:val="ne_NP" w:bidi="ne_NP"/>
         </w:rPr>
         <w:t>सभाघरहरूमा</w:t>
@@ -779,18 +746,12 @@
         </w:rPr>
         <w:t xml:space="preserve">येशू </w:t>
       </w:r>
-      <w:hyperlink r:id="rId17">
-        <w:r>
-          <w:rPr>
-            <w:lang w:val="ne_NP" w:bidi="ne_NP"/>
-          </w:rPr>
-          <w:rPr>
-            <w:color w:val="0000EE"/>
-            <w:u w:val="single"/>
-          </w:rPr>
-          <w:t>स्वर्गमा</w:t>
-        </w:r>
-      </w:hyperlink>
+      <w:r>
+        <w:rPr>
+          <w:lang w:val="ne_NP" w:bidi="ne_NP"/>
+        </w:rPr>
+        <w:t>स्वर्गमा</w:t>
+      </w:r>
       <w:r>
         <w:rPr>
           <w:lang w:val="ne_NP" w:bidi="ne_NP"/>
@@ -901,7 +862,6 @@
       </w:r>
       <w:r>
         <w:rPr>
-          <w:b/>
           <w:lang w:val="ne_NP" w:bidi="ne_NP"/>
         </w:rPr>
         <w:t>प्रार्थना</w:t>
@@ -928,7 +888,6 @@
       </w:r>
       <w:r>
         <w:rPr>
-          <w:b/>
           <w:lang w:val="ne_NP" w:bidi="ne_NP"/>
         </w:rPr>
         <w:t>आराधना</w:t>
@@ -994,18 +953,12 @@
         </w:rPr>
         <w:t xml:space="preserve">आशिषको विपरीत कुरा </w:t>
       </w:r>
-      <w:hyperlink r:id="rId18">
-        <w:r>
-          <w:rPr>
-            <w:lang w:val="ne_NP" w:bidi="ne_NP"/>
-          </w:rPr>
-          <w:rPr>
-            <w:color w:val="0000EE"/>
-            <w:u w:val="single"/>
-          </w:rPr>
-          <w:t>श्राप</w:t>
-        </w:r>
-      </w:hyperlink>
+      <w:r>
+        <w:rPr>
+          <w:lang w:val="ne_NP" w:bidi="ne_NP"/>
+        </w:rPr>
+        <w:t>श्राप</w:t>
+      </w:r>
       <w:r>
         <w:rPr>
           <w:lang w:val="ne_NP" w:bidi="ne_NP"/>
@@ -1014,7 +967,6 @@
       </w:r>
       <w:r>
         <w:rPr>
-          <w:b/>
           <w:lang w:val="ne_NP" w:bidi="ne_NP"/>
         </w:rPr>
         <w:t>इस्राएलीहरू</w:t>
@@ -1103,7 +1055,6 @@
       </w:r>
       <w:r>
         <w:rPr>
-          <w:b/>
           <w:lang w:val="ne_NP" w:bidi="ne_NP"/>
         </w:rPr>
         <w:t>यहूदीहरूले</w:t>
@@ -1116,7 +1067,6 @@
       </w:r>
       <w:r>
         <w:rPr>
-          <w:b/>
           <w:lang w:val="ne_NP" w:bidi="ne_NP"/>
         </w:rPr>
         <w:t>पालको चाड</w:t>
@@ -1127,18 +1077,12 @@
         </w:rPr>
         <w:t xml:space="preserve">" भने। यस चाडको बेला यहूदीहरूले आफ्नो बगैचा वा आफ्नो घरको छानामा आश्रय स्थल वा पाल बनाउँथे र यी आश्रय स्थलहरूमा सात दिनसम्म बस्थे। धेरै समय अघि मोशाको समयमा, परमेश्वरले तिनीहरूका पुर्खाहरूलाई मिश्रबाट मुक्त गर्नुभयो र परमेश्वरले तिनीहरूलाई दिने प्रतिज्ञा गरेको देशमा बसोबास नगरेसम्म धेरै वर्षसम्म </w:t>
       </w:r>
-      <w:hyperlink r:id="rId19">
-        <w:r>
-          <w:rPr>
-            <w:lang w:val="ne_NP" w:bidi="ne_NP"/>
-          </w:rPr>
-          <w:rPr>
-            <w:color w:val="0000EE"/>
-            <w:u w:val="single"/>
-          </w:rPr>
-          <w:t>मरुभूमिमा</w:t>
-        </w:r>
-      </w:hyperlink>
+      <w:r>
+        <w:rPr>
+          <w:lang w:val="ne_NP" w:bidi="ne_NP"/>
+        </w:rPr>
+        <w:t>मरुभूमिमा</w:t>
+      </w:r>
       <w:r>
         <w:rPr>
           <w:lang w:val="ne_NP" w:bidi="ne_NP"/>
